--- a/public/templates/moa-aoa-subscription-sheet-foreign.docx
+++ b/public/templates/moa-aoa-subscription-sheet-foreign.docx
@@ -918,6 +918,74 @@
                 <w:rFonts w:ascii="Arial" w:hAnsi="Arial" w:cs="Arial"/>
               </w:rPr>
             </w:pPr>
+            <w:r>
+              <w:rPr>
+                <w:rFonts w:ascii="Arial" w:hAnsi="Arial" w:cs="Arial"/>
+                <w:sz w:val="22"/>
+                <w:szCs w:val="22"/>
+              </w:rPr>
+              <w:t xml:space="preserve">{WITNESS_NAME}</w:t>
+            </w:r>
+          </w:p>
+          <w:p>
+            <w:pPr>
+              <w:ind w:left="113" w:right="113"/>
+              <w:jc w:val="center"/>
+              <w:rPr>
+                <w:rFonts w:ascii="Arial" w:hAnsi="Arial" w:cs="Arial"/>
+              </w:rPr>
+            </w:pPr>
+            <w:r>
+              <w:rPr>
+                <w:rFonts w:ascii="Arial" w:hAnsi="Arial" w:cs="Arial"/>
+                <w:sz w:val="22"/>
+                <w:szCs w:val="22"/>
+              </w:rPr>
+              <w:t xml:space="preserve">Address: {WITNESS_ADDRESS}</w:t>
+            </w:r>
+          </w:p>
+          <w:p>
+            <w:pPr>
+              <w:ind w:left="113" w:right="113"/>
+              <w:jc w:val="center"/>
+              <w:rPr>
+                <w:rFonts w:ascii="Arial" w:hAnsi="Arial" w:cs="Arial"/>
+              </w:rPr>
+            </w:pPr>
+            <w:r>
+              <w:rPr>
+                <w:rFonts w:ascii="Arial" w:hAnsi="Arial" w:cs="Arial"/>
+                <w:sz w:val="22"/>
+                <w:szCs w:val="22"/>
+              </w:rPr>
+              <w:t xml:space="preserve">Occupation: {WITNESS_OCCUPATION}</w:t>
+            </w:r>
+          </w:p>
+          <w:p>
+            <w:pPr>
+              <w:ind w:left="113" w:right="113"/>
+              <w:jc w:val="center"/>
+              <w:rPr>
+                <w:rFonts w:ascii="Arial" w:hAnsi="Arial" w:cs="Arial"/>
+              </w:rPr>
+            </w:pPr>
+            <w:r>
+              <w:rPr>
+                <w:rFonts w:ascii="Arial" w:hAnsi="Arial" w:cs="Arial"/>
+                <w:sz w:val="22"/>
+                <w:szCs w:val="22"/>
+              </w:rPr>
+              <w:t xml:space="preserve">{WITNESS_MEMBERSHIP}</w:t>
+            </w:r>
+          </w:p>
+          <w:p>
+            <w:pPr>
+              <w:ind w:left="113" w:right="113"/>
+              <w:jc w:val="center"/>
+              <w:rPr>
+                <w:rFonts w:ascii="Arial" w:hAnsi="Arial" w:cs="Arial"/>
+              </w:rPr>
+            </w:pPr>
           </w:p>
         </w:tc>
       </w:tr>
@@ -983,7 +1051,7 @@
                 <w:szCs w:val="22"/>
                 <w:highlight w:val="yellow"/>
               </w:rPr>
-              <w:t xml:space="preserve">{PARENT_ENTITY_NAME}</w:t>
+              <w:t xml:space="preserve">{TOTAL_SHARES_TAKEN}</w:t>
             </w:r>
           </w:p>
         </w:tc>
@@ -1090,6 +1158,14 @@
         </w:rPr>
         <w:t xml:space="preserve">Name of Witness: </w:t>
       </w:r>
+      <w:r>
+        <w:rPr>
+          <w:rFonts w:ascii="Arial" w:hAnsi="Arial" w:cs="Arial"/>
+          <w:sz w:val="22"/>
+          <w:szCs w:val="22"/>
+        </w:rPr>
+        <w:t xml:space="preserve">{WITNESS_NAME}</w:t>
+      </w:r>
     </w:p>
     <w:p>
       <w:pPr>
@@ -1150,7 +1226,7 @@
           <w:sz w:val="22"/>
           <w:szCs w:val="22"/>
         </w:rPr>
-        <w:t>Occupation:</w:t>
+        <w:t xml:space="preserve">Occupation: </w:t>
       </w:r>
       <w:r>
         <w:rPr>
@@ -1158,7 +1234,7 @@
           <w:sz w:val="22"/>
           <w:szCs w:val="22"/>
         </w:rPr>
-        <w:t xml:space="preserve"> </w:t>
+        <w:t xml:space="preserve">{WITNESS_OCCUPATION}</w:t>
       </w:r>
     </w:p>
     <w:p>
@@ -1176,7 +1252,15 @@
           <w:sz w:val="22"/>
           <w:szCs w:val="22"/>
         </w:rPr>
-        <w:t>Address:</w:t>
+        <w:t xml:space="preserve">Address: </w:t>
+      </w:r>
+      <w:r>
+        <w:rPr>
+          <w:rFonts w:ascii="Arial" w:hAnsi="Arial" w:cs="Arial"/>
+          <w:sz w:val="22"/>
+          <w:szCs w:val="22"/>
+        </w:rPr>
+        <w:t xml:space="preserve">{WITNESS_ADDRESS}</w:t>
       </w:r>
     </w:p>
     <w:p>
@@ -1473,7 +1557,7 @@
                 <w:highlight w:val="yellow"/>
                 <w:lang w:val="en-IN"/>
               </w:rPr>
-              <w:t xml:space="preserve">{PARENT_ENTITY_ADDRESS}</w:t>
+              <w:t xml:space="preserve">{PARENT_ENTITY_NAME}</w:t>
             </w:r>
           </w:p>
           <w:p>
@@ -1504,7 +1588,7 @@
                 <w:highlight w:val="yellow"/>
                 <w:lang w:val="en-IN"/>
               </w:rPr>
-              <w:t xml:space="preserve">{SUBSCRIPTION_DATE}</w:t>
+              <w:t xml:space="preserve">{PARENT_ENTITY_ADDRESS}</w:t>
             </w:r>
             <w:r>
               <w:rPr>
@@ -1542,7 +1626,7 @@
                 <w:highlight w:val="yellow"/>
                 <w:lang w:val="en-IN"/>
               </w:rPr>
-              <w:t xml:space="preserve">{SUBSCRIBER_FULL_NAME}</w:t>
+              <w:t xml:space="preserve">{SUBSCRIPTION_DATE}</w:t>
             </w:r>
           </w:p>
           <w:p>
@@ -1570,7 +1654,7 @@
                 <w:szCs w:val="22"/>
                 <w:highlight w:val="yellow"/>
               </w:rPr>
-              <w:t xml:space="preserve">{SUBSCRIBER_FATHER_NAME}</w:t>
+              <w:t xml:space="preserve">{SUBSCRIBER_FULL_NAME}</w:t>
             </w:r>
           </w:p>
           <w:p>
@@ -1598,7 +1682,7 @@
                 <w:szCs w:val="22"/>
                 <w:highlight w:val="yellow"/>
               </w:rPr>
-              <w:t xml:space="preserve">{SUBSCRIBER_ADDRESS}</w:t>
+              <w:t xml:space="preserve">{SUBSCRIBER_FATHER_NAME}</w:t>
             </w:r>
           </w:p>
           <w:p>
@@ -1634,46 +1718,120 @@
                 <w:szCs w:val="22"/>
                 <w:highlight w:val="yellow"/>
               </w:rPr>
+              <w:t xml:space="preserve">{SUBSCRIBER_ADDRESS}</w:t>
+            </w:r>
+          </w:p>
+          <w:p>
+            <w:pPr>
+              <w:pStyle w:val="Default"/>
+              <w:rPr>
+                <w:rFonts w:ascii="Segoe UI Emoji" w:hAnsi="Segoe UI Emoji" w:cs="Segoe UI Emoji"/>
+                <w:sz w:val="22"/>
+                <w:szCs w:val="22"/>
+              </w:rPr>
+            </w:pPr>
+          </w:p>
+          <w:p>
+            <w:pPr>
+              <w:pStyle w:val="Default"/>
+              <w:rPr>
+                <w:rFonts w:ascii="Arial" w:hAnsi="Arial" w:cs="Arial"/>
+                <w:b/>
+                <w:sz w:val="22"/>
+                <w:szCs w:val="22"/>
+                <w:u w:val="single"/>
+              </w:rPr>
+            </w:pPr>
+            <w:r>
+              <w:rPr>
+                <w:rFonts w:ascii="Arial" w:hAnsi="Arial" w:cs="Arial"/>
+                <w:sz w:val="22"/>
+                <w:szCs w:val="22"/>
+              </w:rPr>
+              <w:t>DOB:</w:t>
+            </w:r>
+            <w:r>
+              <w:rPr>
+                <w:rFonts w:ascii="Arial" w:hAnsi="Arial" w:cs="Arial"/>
+                <w:sz w:val="22"/>
+                <w:szCs w:val="22"/>
+              </w:rPr>
+              <w:t xml:space="preserve"> </w:t>
+            </w:r>
+            <w:r>
+              <w:rPr>
+                <w:rFonts w:ascii="Arial" w:hAnsi="Arial" w:cs="Arial"/>
+                <w:sz w:val="22"/>
+                <w:szCs w:val="22"/>
+                <w:highlight w:val="yellow"/>
+              </w:rPr>
               <w:t xml:space="preserve">{SUBSCRIBER_DOB}</w:t>
             </w:r>
           </w:p>
           <w:p>
             <w:pPr>
-              <w:pStyle w:val="Default"/>
-              <w:rPr>
-                <w:rFonts w:ascii="Segoe UI Emoji" w:hAnsi="Segoe UI Emoji" w:cs="Segoe UI Emoji"/>
-                <w:sz w:val="22"/>
-                <w:szCs w:val="22"/>
-              </w:rPr>
-            </w:pPr>
-          </w:p>
-          <w:p>
-            <w:pPr>
-              <w:pStyle w:val="Default"/>
-              <w:rPr>
-                <w:rFonts w:ascii="Arial" w:hAnsi="Arial" w:cs="Arial"/>
-                <w:b/>
-                <w:sz w:val="22"/>
-                <w:szCs w:val="22"/>
-                <w:u w:val="single"/>
-              </w:rPr>
-            </w:pPr>
-            <w:r>
-              <w:rPr>
-                <w:rFonts w:ascii="Arial" w:hAnsi="Arial" w:cs="Arial"/>
-                <w:sz w:val="22"/>
-                <w:szCs w:val="22"/>
-              </w:rPr>
-              <w:t>DOB:</w:t>
-            </w:r>
-            <w:r>
-              <w:rPr>
-                <w:rFonts w:ascii="Arial" w:hAnsi="Arial" w:cs="Arial"/>
+              <w:pStyle w:val="Heading5"/>
+              <w:rPr>
+                <w:rFonts w:cs="Arial"/>
+                <w:szCs w:val="22"/>
+              </w:rPr>
+            </w:pPr>
+          </w:p>
+          <w:p>
+            <w:pPr>
+              <w:pStyle w:val="Heading5"/>
+              <w:rPr>
+                <w:rFonts w:cs="Arial"/>
+                <w:szCs w:val="22"/>
+              </w:rPr>
+            </w:pPr>
+            <w:r>
+              <w:rPr>
+                <w:rFonts w:cs="Arial"/>
+                <w:sz w:val="22"/>
+                <w:szCs w:val="22"/>
+              </w:rPr>
+              <w:t xml:space="preserve">Occupation: </w:t>
+            </w:r>
+            <w:r>
+              <w:rPr>
+                <w:rFonts w:cs="Arial"/>
+                <w:sz w:val="22"/>
+                <w:szCs w:val="22"/>
+                <w:highlight w:val="yellow"/>
+              </w:rPr>
+              <w:t xml:space="preserve">{SUBSCRIBER_OCCUPATION}</w:t>
+            </w:r>
+            <w:r>
+              <w:rPr>
+                <w:rFonts w:cs="Arial"/>
                 <w:sz w:val="22"/>
                 <w:szCs w:val="22"/>
               </w:rPr>
               <w:t xml:space="preserve"> </w:t>
             </w:r>
+          </w:p>
+          <w:p>
+            <w:pPr>
+              <w:rPr>
+                <w:rFonts w:ascii="Arial" w:hAnsi="Arial" w:cs="Arial"/>
+              </w:rPr>
+            </w:pPr>
+          </w:p>
+          <w:p>
+            <w:pPr>
+              <w:rPr>
+                <w:rFonts w:ascii="Arial" w:hAnsi="Arial" w:cs="Arial"/>
+              </w:rPr>
+            </w:pPr>
+            <w:r>
+              <w:rPr>
+                <w:rFonts w:ascii="Arial" w:hAnsi="Arial" w:cs="Arial"/>
+                <w:sz w:val="22"/>
+                <w:szCs w:val="22"/>
+              </w:rPr>
+              <w:t xml:space="preserve">Nationality: </w:t>
+            </w:r>
             <w:r>
               <w:rPr>
                 <w:rFonts w:ascii="Arial" w:hAnsi="Arial" w:cs="Arial"/>
@@ -1681,81 +1839,7 @@
                 <w:szCs w:val="22"/>
                 <w:highlight w:val="yellow"/>
               </w:rPr>
-              <w:t xml:space="preserve">{SUBSCRIBER_OCCUPATION}</w:t>
-            </w:r>
-          </w:p>
-          <w:p>
-            <w:pPr>
-              <w:pStyle w:val="Heading5"/>
-              <w:rPr>
-                <w:rFonts w:cs="Arial"/>
-                <w:szCs w:val="22"/>
-              </w:rPr>
-            </w:pPr>
-          </w:p>
-          <w:p>
-            <w:pPr>
-              <w:pStyle w:val="Heading5"/>
-              <w:rPr>
-                <w:rFonts w:cs="Arial"/>
-                <w:szCs w:val="22"/>
-              </w:rPr>
-            </w:pPr>
-            <w:r>
-              <w:rPr>
-                <w:rFonts w:cs="Arial"/>
-                <w:sz w:val="22"/>
-                <w:szCs w:val="22"/>
-              </w:rPr>
-              <w:t xml:space="preserve">Occupation: </w:t>
-            </w:r>
-            <w:r>
-              <w:rPr>
-                <w:rFonts w:cs="Arial"/>
-                <w:sz w:val="22"/>
-                <w:szCs w:val="22"/>
-                <w:highlight w:val="yellow"/>
-              </w:rPr>
               <w:t xml:space="preserve">{SUBSCRIBER_NATIONALITY}</w:t>
-            </w:r>
-            <w:r>
-              <w:rPr>
-                <w:rFonts w:cs="Arial"/>
-                <w:sz w:val="22"/>
-                <w:szCs w:val="22"/>
-              </w:rPr>
-              <w:t xml:space="preserve"> </w:t>
-            </w:r>
-          </w:p>
-          <w:p>
-            <w:pPr>
-              <w:rPr>
-                <w:rFonts w:ascii="Arial" w:hAnsi="Arial" w:cs="Arial"/>
-              </w:rPr>
-            </w:pPr>
-          </w:p>
-          <w:p>
-            <w:pPr>
-              <w:rPr>
-                <w:rFonts w:ascii="Arial" w:hAnsi="Arial" w:cs="Arial"/>
-              </w:rPr>
-            </w:pPr>
-            <w:r>
-              <w:rPr>
-                <w:rFonts w:ascii="Arial" w:hAnsi="Arial" w:cs="Arial"/>
-                <w:sz w:val="22"/>
-                <w:szCs w:val="22"/>
-              </w:rPr>
-              <w:t xml:space="preserve">Nationality: </w:t>
-            </w:r>
-            <w:r>
-              <w:rPr>
-                <w:rFonts w:ascii="Arial" w:hAnsi="Arial" w:cs="Arial"/>
-                <w:sz w:val="22"/>
-                <w:szCs w:val="22"/>
-                <w:highlight w:val="yellow"/>
-              </w:rPr>
-              <w:t xml:space="preserve">{EQUITY_SHARES_SUBSCRIBED}</w:t>
             </w:r>
           </w:p>
           <w:p>
@@ -1901,6 +1985,74 @@
           <w:p>
             <w:pPr>
               <w:ind w:left="113" w:right="113"/>
+              <w:jc w:val="center"/>
+              <w:rPr>
+                <w:rFonts w:ascii="Arial" w:hAnsi="Arial" w:cs="Arial"/>
+              </w:rPr>
+            </w:pPr>
+            <w:r>
+              <w:rPr>
+                <w:rFonts w:ascii="Arial" w:hAnsi="Arial" w:cs="Arial"/>
+                <w:sz w:val="22"/>
+                <w:szCs w:val="22"/>
+              </w:rPr>
+              <w:t xml:space="preserve">{WITNESS_NAME}</w:t>
+            </w:r>
+          </w:p>
+          <w:p>
+            <w:pPr>
+              <w:ind w:left="113" w:right="113"/>
+              <w:jc w:val="center"/>
+              <w:rPr>
+                <w:rFonts w:ascii="Arial" w:hAnsi="Arial" w:cs="Arial"/>
+              </w:rPr>
+            </w:pPr>
+            <w:r>
+              <w:rPr>
+                <w:rFonts w:ascii="Arial" w:hAnsi="Arial" w:cs="Arial"/>
+                <w:sz w:val="22"/>
+                <w:szCs w:val="22"/>
+              </w:rPr>
+              <w:t xml:space="preserve">Address: {WITNESS_ADDRESS}</w:t>
+            </w:r>
+          </w:p>
+          <w:p>
+            <w:pPr>
+              <w:ind w:left="113" w:right="113"/>
+              <w:jc w:val="center"/>
+              <w:rPr>
+                <w:rFonts w:ascii="Arial" w:hAnsi="Arial" w:cs="Arial"/>
+              </w:rPr>
+            </w:pPr>
+            <w:r>
+              <w:rPr>
+                <w:rFonts w:ascii="Arial" w:hAnsi="Arial" w:cs="Arial"/>
+                <w:sz w:val="22"/>
+                <w:szCs w:val="22"/>
+              </w:rPr>
+              <w:t xml:space="preserve">Occupation: {WITNESS_OCCUPATION}</w:t>
+            </w:r>
+          </w:p>
+          <w:p>
+            <w:pPr>
+              <w:ind w:left="113" w:right="113"/>
+              <w:jc w:val="center"/>
+              <w:rPr>
+                <w:rFonts w:ascii="Arial" w:hAnsi="Arial" w:cs="Arial"/>
+              </w:rPr>
+            </w:pPr>
+            <w:r>
+              <w:rPr>
+                <w:rFonts w:ascii="Arial" w:hAnsi="Arial" w:cs="Arial"/>
+                <w:sz w:val="22"/>
+                <w:szCs w:val="22"/>
+              </w:rPr>
+              <w:t xml:space="preserve">{WITNESS_MEMBERSHIP}</w:t>
+            </w:r>
+          </w:p>
+          <w:p>
+            <w:pPr>
+              <w:ind w:left="113" w:right="113"/>
               <w:rPr>
                 <w:rFonts w:ascii="Arial" w:hAnsi="Arial" w:cs="Arial"/>
               </w:rPr>
@@ -1990,6 +2142,14 @@
         </w:rPr>
         <w:t xml:space="preserve">Name of Witness: </w:t>
       </w:r>
+      <w:r>
+        <w:rPr>
+          <w:rFonts w:ascii="Arial" w:hAnsi="Arial" w:cs="Arial"/>
+          <w:sz w:val="22"/>
+          <w:szCs w:val="22"/>
+        </w:rPr>
+        <w:t xml:space="preserve">{WITNESS_NAME}</w:t>
+      </w:r>
     </w:p>
     <w:p>
       <w:pPr>
@@ -2044,6 +2204,14 @@
         </w:rPr>
         <w:t xml:space="preserve">Occupation: </w:t>
       </w:r>
+      <w:r>
+        <w:rPr>
+          <w:rFonts w:ascii="Arial" w:hAnsi="Arial" w:cs="Arial"/>
+          <w:sz w:val="22"/>
+          <w:szCs w:val="22"/>
+        </w:rPr>
+        <w:t xml:space="preserve">{WITNESS_OCCUPATION}</w:t>
+      </w:r>
     </w:p>
     <w:p>
       <w:pPr>
@@ -2060,7 +2228,15 @@
           <w:sz w:val="22"/>
           <w:szCs w:val="22"/>
         </w:rPr>
-        <w:t>Address:</w:t>
+        <w:t xml:space="preserve">Address: </w:t>
+      </w:r>
+      <w:r>
+        <w:rPr>
+          <w:rFonts w:ascii="Arial" w:hAnsi="Arial" w:cs="Arial"/>
+          <w:sz w:val="22"/>
+          <w:szCs w:val="22"/>
+        </w:rPr>
+        <w:t xml:space="preserve">{WITNESS_ADDRESS}</w:t>
       </w:r>
     </w:p>
     <w:p>
